--- a/Requirements/acrme_consistency_audit_2026-09-17.docx
+++ b/Requirements/acrme_consistency_audit_2026-09-17.docx
@@ -235,23 +235,38 @@
         <w:t xml:space="preserve"> </w:t>
       </w:r>
       <w:r>
-        <w:t xml:space="preserve">issues: one that requires your decision (a stale</w:t>
-      </w:r>
-      <w:r>
-        <w:t xml:space="preserve"> </w:t>
-      </w:r>
-      <w:r>
-        <w:rPr>
-          <w:iCs/>
-          <w:i/>
-        </w:rPr>
-        <w:t xml:space="preserve">uploaded</w:t>
-      </w:r>
-      <w:r>
-        <w:t xml:space="preserve"> </w:t>
-      </w:r>
-      <w:r>
-        <w:t xml:space="preserve">baseline vs. the repo baseline), and one internal typo that has been fixed in this change.</w:t>
+        <w:t xml:space="preserve">issues, both now</w:t>
+      </w:r>
+      <w:r>
+        <w:t xml:space="preserve"> </w:t>
+      </w:r>
+      <w:r>
+        <w:rPr>
+          <w:bCs/>
+          <w:b/>
+        </w:rPr>
+        <w:t xml:space="preserve">RESOLVED</w:t>
+      </w:r>
+      <w:r>
+        <w:t xml:space="preserve">: (1) the uploaded</w:t>
+      </w:r>
+      <w:r>
+        <w:t xml:space="preserve"> </w:t>
+      </w:r>
+      <w:r>
+        <w:t xml:space="preserve">“</w:t>
+      </w:r>
+      <w:r>
+        <w:t xml:space="preserve">source of truth</w:t>
+      </w:r>
+      <w:r>
+        <w:t xml:space="preserve">”</w:t>
+      </w:r>
+      <w:r>
+        <w:t xml:space="preserve"> </w:t>
+      </w:r>
+      <w:r>
+        <w:t xml:space="preserve">baseline was stale vs. the repo baseline — now synchronized to the amended 11-Sep version; (2) one internal typo (5-min vs. 6-min reconciliation interval) — corrected. All documents now reconcile to the authoritative baseline v2.4 (amended), 11 September 2026.</w:t>
       </w:r>
     </w:p>
     <w:p>
@@ -261,7 +276,7 @@
         </w:pict>
       </w:r>
     </w:p>
-    <w:bookmarkStart w:id="20" w:name="X3f655106da0824fc683f30841adab7f11d81dc5"/>
+    <w:bookmarkStart w:id="20" w:name="Xa4e19d8f6e468537bc6d631c401e7cf8239677b"/>
     <w:p>
       <w:pPr>
         <w:pStyle w:val="Heading2"/>
@@ -285,7 +300,7 @@
         <w:t xml:space="preserve"> </w:t>
       </w:r>
       <w:r>
-        <w:t xml:space="preserve">baseline is STALE vs. the repo baseline</w:t>
+        <w:t xml:space="preserve">baseline was STALE vs. the repo baseline [RESOLVED]</w:t>
       </w:r>
     </w:p>
     <w:p>
@@ -783,29 +798,13 @@
           <w:bCs/>
           <w:b/>
         </w:rPr>
-        <w:t xml:space="preserve">Action needed from you (cannot be auto-resolved — it’s a question of which document is authoritative):</w:t>
-      </w:r>
-      <w:r>
-        <w:t xml:space="preserve"> </w:t>
-      </w:r>
-      <w:r>
-        <w:t xml:space="preserve">1. If the amended 11-Sep baseline is authoritative →</w:t>
-      </w:r>
-      <w:r>
-        <w:t xml:space="preserve"> </w:t>
-      </w:r>
-      <w:r>
-        <w:rPr>
-          <w:bCs/>
-          <w:b/>
-        </w:rPr>
-        <w:t xml:space="preserve">re-upload it</w:t>
-      </w:r>
-      <w:r>
-        <w:t xml:space="preserve"> </w:t>
-      </w:r>
-      <w:r>
-        <w:t xml:space="preserve">to</w:t>
+        <w:t xml:space="preserve">Resolution (confirmed by user):</w:t>
+      </w:r>
+      <w:r>
+        <w:t xml:space="preserve"> </w:t>
+      </w:r>
+      <w:r>
+        <w:t xml:space="preserve">The amended 11-Sep baseline is authoritative. The uploaded file at</w:t>
       </w:r>
       <w:r>
         <w:t xml:space="preserve"> </w:t>
@@ -814,19 +813,45 @@
         <w:rPr>
           <w:rStyle w:val="VerbatimChar"/>
         </w:rPr>
-        <w:t xml:space="preserve">/home/ubuntu/Uploads/…</w:t>
-      </w:r>
-      <w:r>
-        <w:t xml:space="preserve"> </w:t>
-      </w:r>
-      <w:r>
-        <w:t xml:space="preserve">so the designated source of truth matches the repo. (Recommended — the whole repo already assumes it.)</w:t>
-      </w:r>
-      <w:r>
-        <w:t xml:space="preserve"> </w:t>
-      </w:r>
-      <w:r>
-        <w:t xml:space="preserve">2. If the 7-Sep uploaded file is authoritative → the Middle East cross-geo work across the repo would need to be reverted, which is a large change; confirm before any such action.</w:t>
+        <w:t xml:space="preserve">/home/ubuntu/Uploads/Azure Capacity &amp; Quota Management- Consolidated Requirements Baseline.md</w:t>
+      </w:r>
+      <w:r>
+        <w:t xml:space="preserve"> </w:t>
+      </w:r>
+      <w:r>
+        <w:t xml:space="preserve">has been</w:t>
+      </w:r>
+      <w:r>
+        <w:t xml:space="preserve"> </w:t>
+      </w:r>
+      <w:r>
+        <w:rPr>
+          <w:bCs/>
+          <w:b/>
+        </w:rPr>
+        <w:t xml:space="preserve">synchronized</w:t>
+      </w:r>
+      <w:r>
+        <w:t xml:space="preserve"> </w:t>
+      </w:r>
+      <w:r>
+        <w:t xml:space="preserve">with the repo baseline — both now carry</w:t>
+      </w:r>
+      <w:r>
+        <w:t xml:space="preserve"> </w:t>
+      </w:r>
+      <w:r>
+        <w:rPr>
+          <w:bCs/>
+          <w:b/>
+        </w:rPr>
+        <w:t xml:space="preserve">v2.4 (amended), 11 September 2026</w:t>
+      </w:r>
+      <w:r>
+        <w:t xml:space="preserve"> </w:t>
+      </w:r>
+      <w:r>
+        <w:t xml:space="preserve">with Middle East cross-geo DR, DEC-001 RESOLVED, DR-020, PLC-010b, A-ME1. The standing instruction source of truth and the repo are now aligned.</w:t>
       </w:r>
     </w:p>
     <w:p>

--- a/Requirements/acrme_consistency_audit_2026-09-17.docx
+++ b/Requirements/acrme_consistency_audit_2026-09-17.docx
@@ -2,7 +2,7 @@
 <file path=word/document.xml><?xml version="1.0" encoding="utf-8"?>
 <w:document xmlns:w="http://schemas.openxmlformats.org/wordprocessingml/2006/main" xmlns:m="http://schemas.openxmlformats.org/officeDocument/2006/math" xmlns:r="http://schemas.openxmlformats.org/officeDocument/2006/relationships" xmlns:o="urn:schemas-microsoft-com:office:office" xmlns:v="urn:schemas-microsoft-com:vml" xmlns:w10="urn:schemas-microsoft-com:office:word" xmlns:a="http://schemas.openxmlformats.org/drawingml/2006/main" xmlns:pic="http://schemas.openxmlformats.org/drawingml/2006/picture" xmlns:wp="http://schemas.openxmlformats.org/drawingml/2006/wordprocessingDrawing">
   <w:body>
-    <w:bookmarkStart w:id="24" w:name="X6dfe45840c9ffb326f72a855a8af361d09c8cf7"/>
+    <w:bookmarkStart w:id="25" w:name="X6dfe45840c9ffb326f72a855a8af361d09c8cf7"/>
     <w:p>
       <w:pPr>
         <w:pStyle w:val="Heading1"/>
@@ -1040,7 +1040,556 @@
       </w:r>
     </w:p>
     <w:bookmarkEnd w:id="21"/>
-    <w:bookmarkStart w:id="22" w:name="X5d3064559ddf095171a5ceba913ec7b26116cab"/>
+    <w:bookmarkStart w:id="22" w:name="X379a6e25e28456f896a8da66b969f61d2e21801"/>
+    <w:p>
+      <w:pPr>
+        <w:pStyle w:val="Heading2"/>
+      </w:pPr>
+      <w:r>
+        <w:t xml:space="preserve">Finding 3 — MEDIUM — Fixed DR ratio still live in Hard Constraints / ADR-007 (CONVERTED to max-not-sum in this change)</w:t>
+      </w:r>
+    </w:p>
+    <w:p>
+      <w:pPr>
+        <w:pStyle w:val="FirstParagraph"/>
+      </w:pPr>
+      <w:r>
+        <w:t xml:space="preserve">While the Calculation Logic Reference already sized DR with</w:t>
+      </w:r>
+      <w:r>
+        <w:t xml:space="preserve"> </w:t>
+      </w:r>
+      <w:r>
+        <w:rPr>
+          <w:bCs/>
+          <w:b/>
+        </w:rPr>
+        <w:t xml:space="preserve">max-not-sum</w:t>
+      </w:r>
+      <w:r>
+        <w:t xml:space="preserve"> </w:t>
+      </w:r>
+      <w:r>
+        <w:t xml:space="preserve">(A.6 / DR-017 / Scenario 17) and marked Scenario 15 superseded, several docs still</w:t>
+      </w:r>
+      <w:r>
+        <w:t xml:space="preserve"> </w:t>
+      </w:r>
+      <w:r>
+        <w:rPr>
+          <w:bCs/>
+          <w:b/>
+        </w:rPr>
+        <w:t xml:space="preserve">actively computed HC-6 / HC-7 with the fixed</w:t>
+      </w:r>
+      <w:r>
+        <w:rPr>
+          <w:bCs/>
+          <w:b/>
+        </w:rPr>
+        <w:t xml:space="preserve"> </w:t>
+      </w:r>
+      <w:r>
+        <w:rPr>
+          <w:rStyle w:val="VerbatimChar"/>
+          <w:bCs/>
+          <w:b/>
+        </w:rPr>
+        <w:t xml:space="preserve">dr_ratio_max = 0.40</w:t>
+      </w:r>
+      <w:r>
+        <w:t xml:space="preserve"> </w:t>
+      </w:r>
+      <w:r>
+        <w:t xml:space="preserve">— the exact model the calc ref says must NOT be used. This was an internal inconsistency, now resolved by retiring the fixed</w:t>
+      </w:r>
+      <w:r>
+        <w:t xml:space="preserve"> </w:t>
+      </w:r>
+      <w:r>
+        <w:rPr>
+          <w:rStyle w:val="VerbatimChar"/>
+        </w:rPr>
+        <w:t xml:space="preserve">dr_ratio_*</w:t>
+      </w:r>
+      <w:r>
+        <w:t xml:space="preserve"> </w:t>
+      </w:r>
+      <w:r>
+        <w:t xml:space="preserve">model everywhere it was still a</w:t>
+      </w:r>
+      <w:r>
+        <w:t xml:space="preserve"> </w:t>
+      </w:r>
+      <w:r>
+        <w:rPr>
+          <w:iCs/>
+          <w:i/>
+        </w:rPr>
+        <w:t xml:space="preserve">live</w:t>
+      </w:r>
+      <w:r>
+        <w:t xml:space="preserve"> </w:t>
+      </w:r>
+      <w:r>
+        <w:t xml:space="preserve">formula and converting to max-not-sum plus the configurable DR bootstrap target (DR-007).</w:t>
+      </w:r>
+    </w:p>
+    <w:p>
+      <w:pPr>
+        <w:pStyle w:val="BodyText"/>
+      </w:pPr>
+      <w:r>
+        <w:rPr>
+          <w:bCs/>
+          <w:b/>
+        </w:rPr>
+        <w:t xml:space="preserve">Files converted:</w:t>
+      </w:r>
+      <w:r>
+        <w:t xml:space="preserve"> </w:t>
+      </w:r>
+      <w:r>
+        <w:t xml:space="preserve">-</w:t>
+      </w:r>
+      <w:r>
+        <w:t xml:space="preserve"> </w:t>
+      </w:r>
+      <w:r>
+        <w:rPr>
+          <w:rStyle w:val="VerbatimChar"/>
+        </w:rPr>
+        <w:t xml:space="preserve">Reference-Material/reference/acrme_hard_constraints_reference.md</w:t>
+      </w:r>
+      <w:r>
+        <w:t xml:space="preserve"> </w:t>
+      </w:r>
+      <w:r>
+        <w:t xml:space="preserve">— HC-6 (per-customer DR demand →</w:t>
+      </w:r>
+      <w:r>
+        <w:t xml:space="preserve"> </w:t>
+      </w:r>
+      <w:r>
+        <w:rPr>
+          <w:rStyle w:val="VerbatimChar"/>
+        </w:rPr>
+        <w:t xml:space="preserve">dr_bootstrap_qty</w:t>
+      </w:r>
+      <w:r>
+        <w:t xml:space="preserve">, DR-007), HC-7 DR floor (</w:t>
+      </w:r>
+      <w:r>
+        <w:rPr>
+          <w:rStyle w:val="VerbatimChar"/>
+        </w:rPr>
+        <w:t xml:space="preserve">DR_Floor_vCPU(R) = Destination_DR_Requirement(R) × vCPU</w:t>
+      </w:r>
+      <w:r>
+        <w:t xml:space="preserve">,</w:t>
+      </w:r>
+      <w:r>
+        <w:t xml:space="preserve"> </w:t>
+      </w:r>
+      <w:r>
+        <w:rPr>
+          <w:rStyle w:val="VerbatimChar"/>
+        </w:rPr>
+        <w:t xml:space="preserve">Destination_DR_Requirement(R) = MAX(source portions)</w:t>
+      </w:r>
+      <w:r>
+        <w:t xml:space="preserve">), POC example reframed, policy JSON + constants table (</w:t>
+      </w:r>
+      <w:r>
+        <w:rPr>
+          <w:rStyle w:val="VerbatimChar"/>
+        </w:rPr>
+        <w:t xml:space="preserve">dr_ratio_*</w:t>
+      </w:r>
+      <w:r>
+        <w:t xml:space="preserve"> </w:t>
+      </w:r>
+      <w:r>
+        <w:t xml:space="preserve">marked ❌ Retired).</w:t>
+      </w:r>
+      <w:r>
+        <w:t xml:space="preserve"> </w:t>
+      </w:r>
+      <w:r>
+        <w:t xml:space="preserve">-</w:t>
+      </w:r>
+      <w:r>
+        <w:t xml:space="preserve"> </w:t>
+      </w:r>
+      <w:r>
+        <w:rPr>
+          <w:rStyle w:val="VerbatimChar"/>
+        </w:rPr>
+        <w:t xml:space="preserve">Reference-Material/reference/acrme_calculation_logic_reference.md</w:t>
+      </w:r>
+      <w:r>
+        <w:t xml:space="preserve"> </w:t>
+      </w:r>
+      <w:r>
+        <w:t xml:space="preserve">— fixed internal inconsistency in</w:t>
+      </w:r>
+      <w:r>
+        <w:t xml:space="preserve"> </w:t>
+      </w:r>
+      <w:r>
+        <w:rPr>
+          <w:rStyle w:val="VerbatimChar"/>
+        </w:rPr>
+        <w:t xml:space="preserve">coverage_ratio</w:t>
+      </w:r>
+      <w:r>
+        <w:t xml:space="preserve"> </w:t>
+      </w:r>
+      <w:r>
+        <w:t xml:space="preserve">denominator (was</w:t>
+      </w:r>
+      <w:r>
+        <w:t xml:space="preserve"> </w:t>
+      </w:r>
+      <w:r>
+        <w:rPr>
+          <w:rStyle w:val="VerbatimChar"/>
+        </w:rPr>
+        <w:t xml:space="preserve">Σ potential_dr_demand</w:t>
+      </w:r>
+      <w:r>
+        <w:t xml:space="preserve">, now</w:t>
+      </w:r>
+      <w:r>
+        <w:t xml:space="preserve"> </w:t>
+      </w:r>
+      <w:r>
+        <w:rPr>
+          <w:rStyle w:val="VerbatimChar"/>
+        </w:rPr>
+        <w:t xml:space="preserve">Destination_DR_Requirement = MAX(...)</w:t>
+      </w:r>
+      <w:r>
+        <w:t xml:space="preserve">, matching line ~465); Scenario 15 reframed</w:t>
+      </w:r>
+      <w:r>
+        <w:t xml:space="preserve"> </w:t>
+      </w:r>
+      <w:r>
+        <w:rPr>
+          <w:bCs/>
+          <w:b/>
+        </w:rPr>
+        <w:t xml:space="preserve">Retired (historical rationale only)</w:t>
+      </w:r>
+      <w:r>
+        <w:t xml:space="preserve">; clarified the C-11 SUM override sums actual source portions and does</w:t>
+      </w:r>
+      <w:r>
+        <w:t xml:space="preserve"> </w:t>
+      </w:r>
+      <w:r>
+        <w:rPr>
+          <w:bCs/>
+          <w:b/>
+        </w:rPr>
+        <w:t xml:space="preserve">not</w:t>
+      </w:r>
+      <w:r>
+        <w:t xml:space="preserve"> </w:t>
+      </w:r>
+      <w:r>
+        <w:t xml:space="preserve">reintroduce</w:t>
+      </w:r>
+      <w:r>
+        <w:t xml:space="preserve"> </w:t>
+      </w:r>
+      <w:r>
+        <w:rPr>
+          <w:rStyle w:val="VerbatimChar"/>
+        </w:rPr>
+        <w:t xml:space="preserve">dr_ratio</w:t>
+      </w:r>
+      <w:r>
+        <w:t xml:space="preserve">; summary/disambiguation tables → Retired.</w:t>
+      </w:r>
+      <w:r>
+        <w:t xml:space="preserve"> </w:t>
+      </w:r>
+      <w:r>
+        <w:t xml:space="preserve">-</w:t>
+      </w:r>
+      <w:r>
+        <w:t xml:space="preserve"> </w:t>
+      </w:r>
+      <w:r>
+        <w:rPr>
+          <w:rStyle w:val="VerbatimChar"/>
+        </w:rPr>
+        <w:t xml:space="preserve">Architecture/adr/acrme_adr_007_crg_deployment_model.md</w:t>
+      </w:r>
+      <w:r>
+        <w:t xml:space="preserve"> </w:t>
+      </w:r>
+      <w:r>
+        <w:t xml:space="preserve">— Appendix B HC-6/HC-7 formulas converted to bootstrap + max-not-sum.</w:t>
+      </w:r>
+      <w:r>
+        <w:t xml:space="preserve"> </w:t>
+      </w:r>
+      <w:r>
+        <w:t xml:space="preserve">-</w:t>
+      </w:r>
+      <w:r>
+        <w:t xml:space="preserve"> </w:t>
+      </w:r>
+      <w:r>
+        <w:rPr>
+          <w:rStyle w:val="VerbatimChar"/>
+        </w:rPr>
+        <w:t xml:space="preserve">Requirements/acrme_complete_requirements_reference.md</w:t>
+      </w:r>
+      <w:r>
+        <w:t xml:space="preserve"> </w:t>
+      </w:r>
+      <w:r>
+        <w:t xml:space="preserve">— FR-5.6 traceability note updated to max-not-sum floor + configurable bootstrap.</w:t>
+      </w:r>
+      <w:r>
+        <w:t xml:space="preserve"> </w:t>
+      </w:r>
+      <w:r>
+        <w:t xml:space="preserve">-</w:t>
+      </w:r>
+      <w:r>
+        <w:t xml:space="preserve"> </w:t>
+      </w:r>
+      <w:r>
+        <w:rPr>
+          <w:rStyle w:val="VerbatimChar"/>
+        </w:rPr>
+        <w:t xml:space="preserve">Design/acrme_technical_design_document.md</w:t>
+      </w:r>
+      <w:r>
+        <w:t xml:space="preserve">,</w:t>
+      </w:r>
+      <w:r>
+        <w:t xml:space="preserve"> </w:t>
+      </w:r>
+      <w:r>
+        <w:rPr>
+          <w:rStyle w:val="VerbatimChar"/>
+        </w:rPr>
+        <w:t xml:space="preserve">Reference-Material/reference/ACRME_Scoring_Weights_Explained.md</w:t>
+      </w:r>
+      <w:r>
+        <w:t xml:space="preserve">,</w:t>
+      </w:r>
+      <w:r>
+        <w:t xml:space="preserve"> </w:t>
+      </w:r>
+      <w:r>
+        <w:rPr>
+          <w:rStyle w:val="VerbatimChar"/>
+        </w:rPr>
+        <w:t xml:space="preserve">Reference-Material/reference/acrme_plain_english_walkthrough.md</w:t>
+      </w:r>
+      <w:r>
+        <w:t xml:space="preserve">, and calc ref PS_DR — the scoring δ term’s normalization constant renamed</w:t>
+      </w:r>
+      <w:r>
+        <w:t xml:space="preserve"> </w:t>
+      </w:r>
+      <w:r>
+        <w:rPr>
+          <w:rStyle w:val="VerbatimChar"/>
+        </w:rPr>
+        <w:t xml:space="preserve">dr_ratio_target</w:t>
+      </w:r>
+      <w:r>
+        <w:t xml:space="preserve"> </w:t>
+      </w:r>
+      <w:r>
+        <w:t xml:space="preserve">→</w:t>
+      </w:r>
+      <w:r>
+        <w:t xml:space="preserve"> </w:t>
+      </w:r>
+      <w:r>
+        <w:rPr>
+          <w:rStyle w:val="VerbatimChar"/>
+        </w:rPr>
+        <w:t xml:space="preserve">dr_coverage_target</w:t>
+      </w:r>
+      <w:r>
+        <w:t xml:space="preserve"> </w:t>
+      </w:r>
+      <w:r>
+        <w:t xml:space="preserve">and annotated as a</w:t>
+      </w:r>
+      <w:r>
+        <w:t xml:space="preserve"> </w:t>
+      </w:r>
+      <w:r>
+        <w:rPr>
+          <w:bCs/>
+          <w:b/>
+        </w:rPr>
+        <w:t xml:space="preserve">scoring-only</w:t>
+      </w:r>
+      <w:r>
+        <w:t xml:space="preserve"> </w:t>
+      </w:r>
+      <w:r>
+        <w:t xml:space="preserve">reference (its</w:t>
+      </w:r>
+      <w:r>
+        <w:t xml:space="preserve"> </w:t>
+      </w:r>
+      <w:r>
+        <w:rPr>
+          <w:rStyle w:val="VerbatimChar"/>
+        </w:rPr>
+        <w:t xml:space="preserve">coverage_ratio</w:t>
+      </w:r>
+      <w:r>
+        <w:t xml:space="preserve"> </w:t>
+      </w:r>
+      <w:r>
+        <w:t xml:space="preserve">uses the max-not-sum denominator), NOT the retired sizing ratio.</w:t>
+      </w:r>
+      <w:r>
+        <w:t xml:space="preserve"> </w:t>
+      </w:r>
+      <w:r>
+        <w:t xml:space="preserve">-</w:t>
+      </w:r>
+      <w:r>
+        <w:t xml:space="preserve"> </w:t>
+      </w:r>
+      <w:r>
+        <w:rPr>
+          <w:rStyle w:val="VerbatimChar"/>
+        </w:rPr>
+        <w:t xml:space="preserve">POC-Test-Scripts/acrme_poc_workbook_v2_4.md</w:t>
+      </w:r>
+      <w:r>
+        <w:t xml:space="preserve"> </w:t>
+      </w:r>
+      <w:r>
+        <w:t xml:space="preserve">— assumption A-09 (</w:t>
+      </w:r>
+      <w:r>
+        <w:t xml:space="preserve">“</w:t>
+      </w:r>
+      <w:r>
+        <w:t xml:space="preserve">30–40% baseline is sufficient</w:t>
+      </w:r>
+      <w:r>
+        <w:t xml:space="preserve">”</w:t>
+      </w:r>
+      <w:r>
+        <w:t xml:space="preserve">) marked</w:t>
+      </w:r>
+      <w:r>
+        <w:t xml:space="preserve"> </w:t>
+      </w:r>
+      <w:r>
+        <w:rPr>
+          <w:bCs/>
+          <w:b/>
+        </w:rPr>
+        <w:t xml:space="preserve">RETIRED</w:t>
+      </w:r>
+      <w:r>
+        <w:t xml:space="preserve">.</w:t>
+      </w:r>
+    </w:p>
+    <w:p>
+      <w:pPr>
+        <w:pStyle w:val="BodyText"/>
+      </w:pPr>
+      <w:r>
+        <w:rPr>
+          <w:bCs/>
+          <w:b/>
+        </w:rPr>
+        <w:t xml:space="preserve">Preserved (historical rationale, intentionally not removed):</w:t>
+      </w:r>
+      <w:r>
+        <w:t xml:space="preserve"> </w:t>
+      </w:r>
+      <w:r>
+        <w:t xml:space="preserve">the $1.5M–$5M/year idle-cost justification (Scenario 15, ADR-002/003/005, baseline Appendix D), ENV-005</w:t>
+      </w:r>
+      <w:r>
+        <w:t xml:space="preserve"> </w:t>
+      </w:r>
+      <w:r>
+        <w:t xml:space="preserve">“</w:t>
+      </w:r>
+      <w:r>
+        <w:t xml:space="preserve">must NOT default to fixed 30–40%</w:t>
+      </w:r>
+      <w:r>
+        <w:t xml:space="preserve">”</w:t>
+      </w:r>
+      <w:r>
+        <w:t xml:space="preserve">, and C-1’s ratio-evolution history.</w:t>
+      </w:r>
+      <w:r>
+        <w:t xml:space="preserve"> </w:t>
+      </w:r>
+      <w:r>
+        <w:rPr>
+          <w:bCs/>
+          <w:b/>
+        </w:rPr>
+        <w:t xml:space="preserve">Out of scope:</w:t>
+      </w:r>
+      <w:r>
+        <w:t xml:space="preserve"> </w:t>
+      </w:r>
+      <w:r>
+        <w:rPr>
+          <w:rStyle w:val="VerbatimChar"/>
+        </w:rPr>
+        <w:t xml:space="preserve">Archive/</w:t>
+      </w:r>
+      <w:r>
+        <w:t xml:space="preserve"> </w:t>
+      </w:r>
+      <w:r>
+        <w:t xml:space="preserve">documents (historical snapshots) retain the old fixed-ratio formulas by design.</w:t>
+      </w:r>
+    </w:p>
+    <w:p>
+      <w:pPr>
+        <w:pStyle w:val="BodyText"/>
+      </w:pPr>
+      <w:r>
+        <w:rPr>
+          <w:bCs/>
+          <w:b/>
+        </w:rPr>
+        <w:t xml:space="preserve">No conversion needed (already correct):</w:t>
+      </w:r>
+      <w:r>
+        <w:t xml:space="preserve"> </w:t>
+      </w:r>
+      <w:r>
+        <w:t xml:space="preserve">FDD §4.5, ADR-002/003/005, comprehensive walkthrough, code glossary C-1, and the baseline itself — all already state max-not-sum / configurable bootstrap and reject the fixed ratio.</w:t>
+      </w:r>
+    </w:p>
+    <w:p>
+      <w:r>
+        <w:pict>
+          <v:rect style="width:0;height:1.5pt" o:hralign="center" o:hrstd="t" o:hr="t"/>
+        </w:pict>
+      </w:r>
+    </w:p>
+    <w:bookmarkEnd w:id="22"/>
+    <w:bookmarkStart w:id="23" w:name="X5d3064559ddf095171a5ceba913ec7b26116cab"/>
     <w:p>
       <w:pPr>
         <w:pStyle w:val="Heading2"/>
@@ -1239,8 +1788,8 @@
         <w:t xml:space="preserve">while Azure’s hard limit is exactly 100 is a documented wording nit, not a contradiction.</w:t>
       </w:r>
     </w:p>
-    <w:bookmarkEnd w:id="22"/>
-    <w:bookmarkStart w:id="23" w:name="X20ec131f7d3ed5a85aaf5205debc433d6c622cc"/>
+    <w:bookmarkEnd w:id="23"/>
+    <w:bookmarkStart w:id="24" w:name="X20ec131f7d3ed5a85aaf5205debc433d6c622cc"/>
     <w:p>
       <w:pPr>
         <w:pStyle w:val="Heading2"/>
@@ -1354,11 +1903,27 @@
         <w:t xml:space="preserve">dr_ratio</w:t>
       </w:r>
       <w:r>
-        <w:t xml:space="preserve">) is explicitly marked SUPERSEDED — intentional.</w:t>
-      </w:r>
-    </w:p>
-    <w:bookmarkEnd w:id="23"/>
+        <w:t xml:space="preserve">) is now</w:t>
+      </w:r>
+      <w:r>
+        <w:t xml:space="preserve"> </w:t>
+      </w:r>
+      <w:r>
+        <w:rPr>
+          <w:bCs/>
+          <w:b/>
+        </w:rPr>
+        <w:t xml:space="preserve">RETIRED</w:t>
+      </w:r>
+      <w:r>
+        <w:t xml:space="preserve"> </w:t>
+      </w:r>
+      <w:r>
+        <w:t xml:space="preserve">and every live HC-6/HC-7 formula has been converted to max-not-sum (see Finding 3). Historical rationale retained by design.</w:t>
+      </w:r>
+    </w:p>
     <w:bookmarkEnd w:id="24"/>
+    <w:bookmarkEnd w:id="25"/>
     <w:sectPr/>
   </w:body>
 </w:document>
